--- a/klagomål/A 11348-2022 FSC-klagomål.docx
+++ b/klagomål/A 11348-2022 FSC-klagomål.docx
@@ -694,7 +694,7 @@
     <w:r>
       <w:tab/>
       <w:tab/>
-      <w:t>2025-12-19</w:t>
+      <w:t>2025-12-20</w:t>
       <w:br/>
       <w:br/>
     </w:r>

--- a/klagomål/A 11348-2022 FSC-klagomål.docx
+++ b/klagomål/A 11348-2022 FSC-klagomål.docx
@@ -694,7 +694,7 @@
     <w:r>
       <w:tab/>
       <w:tab/>
-      <w:t>2025-12-20</w:t>
+      <w:t>2025-12-21</w:t>
       <w:br/>
       <w:br/>
     </w:r>

--- a/klagomål/A 11348-2022 FSC-klagomål.docx
+++ b/klagomål/A 11348-2022 FSC-klagomål.docx
@@ -694,7 +694,7 @@
     <w:r>
       <w:tab/>
       <w:tab/>
-      <w:t>2025-12-21</w:t>
+      <w:t>2025-12-22</w:t>
       <w:br/>
       <w:br/>
     </w:r>

--- a/klagomål/A 11348-2022 FSC-klagomål.docx
+++ b/klagomål/A 11348-2022 FSC-klagomål.docx
@@ -694,7 +694,7 @@
     <w:r>
       <w:tab/>
       <w:tab/>
-      <w:t>2025-12-22</w:t>
+      <w:t>2025-12-26</w:t>
       <w:br/>
       <w:br/>
     </w:r>

--- a/klagomål/A 11348-2022 FSC-klagomål.docx
+++ b/klagomål/A 11348-2022 FSC-klagomål.docx
@@ -694,7 +694,7 @@
     <w:r>
       <w:tab/>
       <w:tab/>
-      <w:t>2025-12-26</w:t>
+      <w:t>2025-12-28</w:t>
       <w:br/>
       <w:br/>
     </w:r>

--- a/klagomål/A 11348-2022 FSC-klagomål.docx
+++ b/klagomål/A 11348-2022 FSC-klagomål.docx
@@ -694,7 +694,7 @@
     <w:r>
       <w:tab/>
       <w:tab/>
-      <w:t>2025-12-28</w:t>
+      <w:t>2025-12-29</w:t>
       <w:br/>
       <w:br/>
     </w:r>

--- a/klagomål/A 11348-2022 FSC-klagomål.docx
+++ b/klagomål/A 11348-2022 FSC-klagomål.docx
@@ -694,7 +694,7 @@
     <w:r>
       <w:tab/>
       <w:tab/>
-      <w:t>2025-12-29</w:t>
+      <w:t>2025-12-30</w:t>
       <w:br/>
       <w:br/>
     </w:r>

--- a/klagomål/A 11348-2022 FSC-klagomål.docx
+++ b/klagomål/A 11348-2022 FSC-klagomål.docx
@@ -694,7 +694,7 @@
     <w:r>
       <w:tab/>
       <w:tab/>
-      <w:t>2025-12-30</w:t>
+      <w:t>2025-12-31</w:t>
       <w:br/>
       <w:br/>
     </w:r>

--- a/klagomål/A 11348-2022 FSC-klagomål.docx
+++ b/klagomål/A 11348-2022 FSC-klagomål.docx
@@ -694,7 +694,7 @@
     <w:r>
       <w:tab/>
       <w:tab/>
-      <w:t>2025-12-31</w:t>
+      <w:t>2026-01-03</w:t>
       <w:br/>
       <w:br/>
     </w:r>

--- a/klagomål/A 11348-2022 FSC-klagomål.docx
+++ b/klagomål/A 11348-2022 FSC-klagomål.docx
@@ -694,7 +694,7 @@
     <w:r>
       <w:tab/>
       <w:tab/>
-      <w:t>2026-01-07</w:t>
+      <w:t>2026-01-08</w:t>
       <w:br/>
       <w:br/>
     </w:r>

--- a/klagomål/A 11348-2022 FSC-klagomål.docx
+++ b/klagomål/A 11348-2022 FSC-klagomål.docx
@@ -694,7 +694,7 @@
     <w:r>
       <w:tab/>
       <w:tab/>
-      <w:t>2026-01-08</w:t>
+      <w:t>2026-01-09</w:t>
       <w:br/>
       <w:br/>
     </w:r>

--- a/klagomål/A 11348-2022 FSC-klagomål.docx
+++ b/klagomål/A 11348-2022 FSC-klagomål.docx
@@ -694,7 +694,7 @@
     <w:r>
       <w:tab/>
       <w:tab/>
-      <w:t>2026-01-09</w:t>
+      <w:t>2026-01-10</w:t>
       <w:br/>
       <w:br/>
     </w:r>

--- a/klagomål/A 11348-2022 FSC-klagomål.docx
+++ b/klagomål/A 11348-2022 FSC-klagomål.docx
@@ -694,7 +694,7 @@
     <w:r>
       <w:tab/>
       <w:tab/>
-      <w:t>2026-01-10</w:t>
+      <w:t>2026-01-11</w:t>
       <w:br/>
       <w:br/>
     </w:r>

--- a/klagomål/A 11348-2022 FSC-klagomål.docx
+++ b/klagomål/A 11348-2022 FSC-klagomål.docx
@@ -694,7 +694,7 @@
     <w:r>
       <w:tab/>
       <w:tab/>
-      <w:t>2026-01-11</w:t>
+      <w:t>2026-01-12</w:t>
       <w:br/>
       <w:br/>
     </w:r>

--- a/klagomål/A 11348-2022 FSC-klagomål.docx
+++ b/klagomål/A 11348-2022 FSC-klagomål.docx
@@ -694,7 +694,7 @@
     <w:r>
       <w:tab/>
       <w:tab/>
-      <w:t>2026-01-12</w:t>
+      <w:t>2026-01-13</w:t>
       <w:br/>
       <w:br/>
     </w:r>

--- a/klagomål/A 11348-2022 FSC-klagomål.docx
+++ b/klagomål/A 11348-2022 FSC-klagomål.docx
@@ -694,7 +694,7 @@
     <w:r>
       <w:tab/>
       <w:tab/>
-      <w:t>2026-01-13</w:t>
+      <w:t>2026-01-14</w:t>
       <w:br/>
       <w:br/>
     </w:r>

--- a/klagomål/A 11348-2022 FSC-klagomål.docx
+++ b/klagomål/A 11348-2022 FSC-klagomål.docx
@@ -694,7 +694,7 @@
     <w:r>
       <w:tab/>
       <w:tab/>
-      <w:t>2026-01-14</w:t>
+      <w:t>2026-01-15</w:t>
       <w:br/>
       <w:br/>
     </w:r>

--- a/klagomål/A 11348-2022 FSC-klagomål.docx
+++ b/klagomål/A 11348-2022 FSC-klagomål.docx
@@ -694,7 +694,7 @@
     <w:r>
       <w:tab/>
       <w:tab/>
-      <w:t>2026-01-15</w:t>
+      <w:t>2026-01-16</w:t>
       <w:br/>
       <w:br/>
     </w:r>

--- a/klagomål/A 11348-2022 FSC-klagomål.docx
+++ b/klagomål/A 11348-2022 FSC-klagomål.docx
@@ -694,7 +694,7 @@
     <w:r>
       <w:tab/>
       <w:tab/>
-      <w:t>2026-01-16</w:t>
+      <w:t>2026-01-17</w:t>
       <w:br/>
       <w:br/>
     </w:r>

--- a/klagomål/A 11348-2022 FSC-klagomål.docx
+++ b/klagomål/A 11348-2022 FSC-klagomål.docx
@@ -694,7 +694,7 @@
     <w:r>
       <w:tab/>
       <w:tab/>
-      <w:t>2026-01-17</w:t>
+      <w:t>2026-01-18</w:t>
       <w:br/>
       <w:br/>
     </w:r>

--- a/klagomål/A 11348-2022 FSC-klagomål.docx
+++ b/klagomål/A 11348-2022 FSC-klagomål.docx
@@ -694,7 +694,7 @@
     <w:r>
       <w:tab/>
       <w:tab/>
-      <w:t>2026-01-18</w:t>
+      <w:t>2026-01-19</w:t>
       <w:br/>
       <w:br/>
     </w:r>

--- a/klagomål/A 11348-2022 FSC-klagomål.docx
+++ b/klagomål/A 11348-2022 FSC-klagomål.docx
@@ -694,7 +694,7 @@
     <w:r>
       <w:tab/>
       <w:tab/>
-      <w:t>2026-01-19</w:t>
+      <w:t>2026-01-20</w:t>
       <w:br/>
       <w:br/>
     </w:r>

--- a/klagomål/A 11348-2022 FSC-klagomål.docx
+++ b/klagomål/A 11348-2022 FSC-klagomål.docx
@@ -694,7 +694,7 @@
     <w:r>
       <w:tab/>
       <w:tab/>
-      <w:t>2026-01-20</w:t>
+      <w:t>2026-01-21</w:t>
       <w:br/>
       <w:br/>
     </w:r>

--- a/klagomål/A 11348-2022 FSC-klagomål.docx
+++ b/klagomål/A 11348-2022 FSC-klagomål.docx
@@ -694,7 +694,7 @@
     <w:r>
       <w:tab/>
       <w:tab/>
-      <w:t>2026-01-21</w:t>
+      <w:t>2026-01-23</w:t>
       <w:br/>
       <w:br/>
     </w:r>

--- a/klagomål/A 11348-2022 FSC-klagomål.docx
+++ b/klagomål/A 11348-2022 FSC-klagomål.docx
@@ -694,7 +694,7 @@
     <w:r>
       <w:tab/>
       <w:tab/>
-      <w:t>2026-01-23</w:t>
+      <w:t>2026-01-24</w:t>
       <w:br/>
       <w:br/>
     </w:r>

--- a/klagomål/A 11348-2022 FSC-klagomål.docx
+++ b/klagomål/A 11348-2022 FSC-klagomål.docx
@@ -694,7 +694,7 @@
     <w:r>
       <w:tab/>
       <w:tab/>
-      <w:t>2026-01-24</w:t>
+      <w:t>2026-01-25</w:t>
       <w:br/>
       <w:br/>
     </w:r>

--- a/klagomål/A 11348-2022 FSC-klagomål.docx
+++ b/klagomål/A 11348-2022 FSC-klagomål.docx
@@ -694,7 +694,7 @@
     <w:r>
       <w:tab/>
       <w:tab/>
-      <w:t>2026-01-25</w:t>
+      <w:t>2026-01-26</w:t>
       <w:br/>
       <w:br/>
     </w:r>

--- a/klagomål/A 11348-2022 FSC-klagomål.docx
+++ b/klagomål/A 11348-2022 FSC-klagomål.docx
@@ -694,7 +694,7 @@
     <w:r>
       <w:tab/>
       <w:tab/>
-      <w:t>2026-01-26</w:t>
+      <w:t>2026-01-27</w:t>
       <w:br/>
       <w:br/>
     </w:r>

--- a/klagomål/A 11348-2022 FSC-klagomål.docx
+++ b/klagomål/A 11348-2022 FSC-klagomål.docx
@@ -694,7 +694,7 @@
     <w:r>
       <w:tab/>
       <w:tab/>
-      <w:t>2026-01-27</w:t>
+      <w:t>2026-01-28</w:t>
       <w:br/>
       <w:br/>
     </w:r>

--- a/klagomål/A 11348-2022 FSC-klagomål.docx
+++ b/klagomål/A 11348-2022 FSC-klagomål.docx
@@ -112,7 +112,7 @@
         <w:pStyle w:val="ListBullet"/>
       </w:pPr>
       <w:r>
-        <w:t>Om ett ombud (tex Norra skog eller Mellanskog) avverkningsanmäler en skog med naturvärden motsvarande nyckelbiotops kvalité men markägaren inte är FSC certifierad, bör du skicka in ett FSC kontrollerat virke klagomål. Då ska klagomålet skickas till ombudsföretaget.</w:t>
+        <w:t>Om ett ombud (tex Norra skog eller Mellanskog) avverkningsanmäler en skog med naturvärden motsvarande nyckelbiotops kvalitet men markägaren inte är FSC certifierad, bör du skicka in ett FSC kontrollerat virke klagomål. Då ska klagomålet skickas till ombudsföretaget.</w:t>
       </w:r>
     </w:p>
     <w:p>
@@ -271,6 +271,35 @@
       </w:r>
       <w:r>
         <w:t>(artikel 1). Vidare att de åtgärder som vidtas inte får leda till en försämring av den nuvarande situationen beträffande bevarandet av de fågelarter som avses i artikel 1 (artikel 13). Fågeldirektivet är styrande för tillsynsansvariga myndigheters ärendehantering, ställningstaganden och beslutsfattande.</w:t>
+      </w:r>
+    </w:p>
+    <w:p>
+      <w:r>
+        <w:rPr>
+          <w:b/>
+        </w:rPr>
+        <w:t>Blåsippa (§9)</w:t>
+      </w:r>
+      <w:r>
+        <w:t xml:space="preserve"> är typisk art för </w:t>
+      </w:r>
+      <w:r>
+        <w:rPr>
+          <w:i/>
+        </w:rPr>
+        <w:t>9050 Näringsrik granskog, 9020 Nordlig ädellövskog</w:t>
+      </w:r>
+      <w:r>
+        <w:t xml:space="preserve"> och </w:t>
+      </w:r>
+      <w:r>
+        <w:rPr>
+          <w:i/>
+        </w:rPr>
+        <w:t>8240 Karsthällmarker</w:t>
+      </w:r>
+      <w:r>
+        <w:t xml:space="preserve"> (SLU Artdatabanken, 2025).</w:t>
       </w:r>
     </w:p>
     <w:p>
@@ -694,7 +723,7 @@
     <w:r>
       <w:tab/>
       <w:tab/>
-      <w:t>2026-01-28</w:t>
+      <w:t>2026-01-29</w:t>
       <w:br/>
       <w:br/>
     </w:r>

--- a/klagomål/A 11348-2022 FSC-klagomål.docx
+++ b/klagomål/A 11348-2022 FSC-klagomål.docx
@@ -723,7 +723,7 @@
     <w:r>
       <w:tab/>
       <w:tab/>
-      <w:t>2026-01-29</w:t>
+      <w:t>2026-01-30</w:t>
       <w:br/>
       <w:br/>
     </w:r>

--- a/klagomål/A 11348-2022 FSC-klagomål.docx
+++ b/klagomål/A 11348-2022 FSC-klagomål.docx
@@ -723,7 +723,7 @@
     <w:r>
       <w:tab/>
       <w:tab/>
-      <w:t>2026-01-30</w:t>
+      <w:t>2026-01-31</w:t>
       <w:br/>
       <w:br/>
     </w:r>

--- a/klagomål/A 11348-2022 FSC-klagomål.docx
+++ b/klagomål/A 11348-2022 FSC-klagomål.docx
@@ -723,7 +723,7 @@
     <w:r>
       <w:tab/>
       <w:tab/>
-      <w:t>2026-02-28</w:t>
+      <w:t>2026-03-01</w:t>
       <w:br/>
       <w:br/>
     </w:r>

--- a/klagomål/A 11348-2022 FSC-klagomål.docx
+++ b/klagomål/A 11348-2022 FSC-klagomål.docx
@@ -723,7 +723,7 @@
     <w:r>
       <w:tab/>
       <w:tab/>
-      <w:t>2026-03-01</w:t>
+      <w:t>2026-03-02</w:t>
       <w:br/>
       <w:br/>
     </w:r>

--- a/klagomål/A 11348-2022 FSC-klagomål.docx
+++ b/klagomål/A 11348-2022 FSC-klagomål.docx
@@ -723,7 +723,7 @@
     <w:r>
       <w:tab/>
       <w:tab/>
-      <w:t>2026-03-02</w:t>
+      <w:t>2026-03-03</w:t>
       <w:br/>
       <w:br/>
     </w:r>

--- a/klagomål/A 11348-2022 FSC-klagomål.docx
+++ b/klagomål/A 11348-2022 FSC-klagomål.docx
@@ -723,7 +723,7 @@
     <w:r>
       <w:tab/>
       <w:tab/>
-      <w:t>2026-03-03</w:t>
+      <w:t>2026-03-04</w:t>
       <w:br/>
       <w:br/>
     </w:r>

--- a/klagomål/A 11348-2022 FSC-klagomål.docx
+++ b/klagomål/A 11348-2022 FSC-klagomål.docx
@@ -723,7 +723,7 @@
     <w:r>
       <w:tab/>
       <w:tab/>
-      <w:t>2026-03-04</w:t>
+      <w:t>2026-03-05</w:t>
       <w:br/>
       <w:br/>
     </w:r>

--- a/klagomål/A 11348-2022 FSC-klagomål.docx
+++ b/klagomål/A 11348-2022 FSC-klagomål.docx
@@ -723,7 +723,7 @@
     <w:r>
       <w:tab/>
       <w:tab/>
-      <w:t>2026-03-05</w:t>
+      <w:t>2026-03-06</w:t>
       <w:br/>
       <w:br/>
     </w:r>

--- a/klagomål/A 11348-2022 FSC-klagomål.docx
+++ b/klagomål/A 11348-2022 FSC-klagomål.docx
@@ -723,7 +723,7 @@
     <w:r>
       <w:tab/>
       <w:tab/>
-      <w:t>2026-03-06</w:t>
+      <w:t>2026-03-07</w:t>
       <w:br/>
       <w:br/>
     </w:r>

--- a/klagomål/A 11348-2022 FSC-klagomål.docx
+++ b/klagomål/A 11348-2022 FSC-klagomål.docx
@@ -723,7 +723,7 @@
     <w:r>
       <w:tab/>
       <w:tab/>
-      <w:t>2026-03-13</w:t>
+      <w:t>2026-03-16</w:t>
       <w:br/>
       <w:br/>
     </w:r>

--- a/klagomål/A 11348-2022 FSC-klagomål.docx
+++ b/klagomål/A 11348-2022 FSC-klagomål.docx
@@ -723,7 +723,7 @@
     <w:r>
       <w:tab/>
       <w:tab/>
-      <w:t>2026-03-16</w:t>
+      <w:t>2026-03-17</w:t>
       <w:br/>
       <w:br/>
     </w:r>

--- a/klagomål/A 11348-2022 FSC-klagomål.docx
+++ b/klagomål/A 11348-2022 FSC-klagomål.docx
@@ -723,7 +723,7 @@
     <w:r>
       <w:tab/>
       <w:tab/>
-      <w:t>2026-03-17</w:t>
+      <w:t>2026-03-18</w:t>
       <w:br/>
       <w:br/>
     </w:r>

--- a/klagomål/A 11348-2022 FSC-klagomål.docx
+++ b/klagomål/A 11348-2022 FSC-klagomål.docx
@@ -723,7 +723,7 @@
     <w:r>
       <w:tab/>
       <w:tab/>
-      <w:t>2026-03-18</w:t>
+      <w:t>2026-03-19</w:t>
       <w:br/>
       <w:br/>
     </w:r>

--- a/klagomål/A 11348-2022 FSC-klagomål.docx
+++ b/klagomål/A 11348-2022 FSC-klagomål.docx
@@ -723,7 +723,7 @@
     <w:r>
       <w:tab/>
       <w:tab/>
-      <w:t>2026-03-19</w:t>
+      <w:t>2026-03-20</w:t>
       <w:br/>
       <w:br/>
     </w:r>

--- a/klagomål/A 11348-2022 FSC-klagomål.docx
+++ b/klagomål/A 11348-2022 FSC-klagomål.docx
@@ -723,7 +723,7 @@
     <w:r>
       <w:tab/>
       <w:tab/>
-      <w:t>2026-03-20</w:t>
+      <w:t>2026-03-21</w:t>
       <w:br/>
       <w:br/>
     </w:r>

--- a/klagomål/A 11348-2022 FSC-klagomål.docx
+++ b/klagomål/A 11348-2022 FSC-klagomål.docx
@@ -723,7 +723,7 @@
     <w:r>
       <w:tab/>
       <w:tab/>
-      <w:t>2026-03-21</w:t>
+      <w:t>2026-03-22</w:t>
       <w:br/>
       <w:br/>
     </w:r>

--- a/klagomål/A 11348-2022 FSC-klagomål.docx
+++ b/klagomål/A 11348-2022 FSC-klagomål.docx
@@ -723,7 +723,7 @@
     <w:r>
       <w:tab/>
       <w:tab/>
-      <w:t>2026-03-22</w:t>
+      <w:t>2026-03-23</w:t>
       <w:br/>
       <w:br/>
     </w:r>

--- a/klagomål/A 11348-2022 FSC-klagomål.docx
+++ b/klagomål/A 11348-2022 FSC-klagomål.docx
@@ -723,7 +723,7 @@
     <w:r>
       <w:tab/>
       <w:tab/>
-      <w:t>2026-03-23</w:t>
+      <w:t>2026-03-24</w:t>
       <w:br/>
       <w:br/>
     </w:r>

--- a/klagomål/A 11348-2022 FSC-klagomål.docx
+++ b/klagomål/A 11348-2022 FSC-klagomål.docx
@@ -723,7 +723,7 @@
     <w:r>
       <w:tab/>
       <w:tab/>
-      <w:t>2026-03-24</w:t>
+      <w:t>2026-03-25</w:t>
       <w:br/>
       <w:br/>
     </w:r>

--- a/klagomål/A 11348-2022 FSC-klagomål.docx
+++ b/klagomål/A 11348-2022 FSC-klagomål.docx
@@ -723,7 +723,7 @@
     <w:r>
       <w:tab/>
       <w:tab/>
-      <w:t>2026-03-25</w:t>
+      <w:t>2026-03-26</w:t>
       <w:br/>
       <w:br/>
     </w:r>

--- a/klagomål/A 11348-2022 FSC-klagomål.docx
+++ b/klagomål/A 11348-2022 FSC-klagomål.docx
@@ -723,7 +723,7 @@
     <w:r>
       <w:tab/>
       <w:tab/>
-      <w:t>2026-03-26</w:t>
+      <w:t>2026-03-27</w:t>
       <w:br/>
       <w:br/>
     </w:r>

--- a/klagomål/A 11348-2022 FSC-klagomål.docx
+++ b/klagomål/A 11348-2022 FSC-klagomål.docx
@@ -723,7 +723,7 @@
     <w:r>
       <w:tab/>
       <w:tab/>
-      <w:t>2026-03-27</w:t>
+      <w:t>2026-03-28</w:t>
       <w:br/>
       <w:br/>
     </w:r>

--- a/klagomål/A 11348-2022 FSC-klagomål.docx
+++ b/klagomål/A 11348-2022 FSC-klagomål.docx
@@ -723,7 +723,7 @@
     <w:r>
       <w:tab/>
       <w:tab/>
-      <w:t>2026-03-28</w:t>
+      <w:t>2026-03-29</w:t>
       <w:br/>
       <w:br/>
     </w:r>

--- a/klagomål/A 11348-2022 FSC-klagomål.docx
+++ b/klagomål/A 11348-2022 FSC-klagomål.docx
@@ -723,7 +723,7 @@
     <w:r>
       <w:tab/>
       <w:tab/>
-      <w:t>2026-03-29</w:t>
+      <w:t>2026-03-30</w:t>
       <w:br/>
       <w:br/>
     </w:r>

--- a/klagomål/A 11348-2022 FSC-klagomål.docx
+++ b/klagomål/A 11348-2022 FSC-klagomål.docx
@@ -723,7 +723,7 @@
     <w:r>
       <w:tab/>
       <w:tab/>
-      <w:t>2026-03-30</w:t>
+      <w:t>2026-03-31</w:t>
       <w:br/>
       <w:br/>
     </w:r>

--- a/klagomål/A 11348-2022 FSC-klagomål.docx
+++ b/klagomål/A 11348-2022 FSC-klagomål.docx
@@ -723,7 +723,7 @@
     <w:r>
       <w:tab/>
       <w:tab/>
-      <w:t>2026-03-31</w:t>
+      <w:t>2026-04-01</w:t>
       <w:br/>
       <w:br/>
     </w:r>

--- a/klagomål/A 11348-2022 FSC-klagomål.docx
+++ b/klagomål/A 11348-2022 FSC-klagomål.docx
@@ -723,7 +723,7 @@
     <w:r>
       <w:tab/>
       <w:tab/>
-      <w:t>2026-04-01</w:t>
+      <w:t>2026-04-02</w:t>
       <w:br/>
       <w:br/>
     </w:r>

--- a/klagomål/A 11348-2022 FSC-klagomål.docx
+++ b/klagomål/A 11348-2022 FSC-klagomål.docx
@@ -723,7 +723,7 @@
     <w:r>
       <w:tab/>
       <w:tab/>
-      <w:t>2026-04-02</w:t>
+      <w:t>2026-04-03</w:t>
       <w:br/>
       <w:br/>
     </w:r>

--- a/klagomål/A 11348-2022 FSC-klagomål.docx
+++ b/klagomål/A 11348-2022 FSC-klagomål.docx
@@ -723,7 +723,7 @@
     <w:r>
       <w:tab/>
       <w:tab/>
-      <w:t>2026-04-03</w:t>
+      <w:t>2026-04-04</w:t>
       <w:br/>
       <w:br/>
     </w:r>

--- a/klagomål/A 11348-2022 FSC-klagomål.docx
+++ b/klagomål/A 11348-2022 FSC-klagomål.docx
@@ -723,7 +723,7 @@
     <w:r>
       <w:tab/>
       <w:tab/>
-      <w:t>2026-04-04</w:t>
+      <w:t>2026-04-05</w:t>
       <w:br/>
       <w:br/>
     </w:r>

--- a/klagomål/A 11348-2022 FSC-klagomål.docx
+++ b/klagomål/A 11348-2022 FSC-klagomål.docx
@@ -723,7 +723,7 @@
     <w:r>
       <w:tab/>
       <w:tab/>
-      <w:t>2026-04-05</w:t>
+      <w:t>2026-04-06</w:t>
       <w:br/>
       <w:br/>
     </w:r>

--- a/klagomål/A 11348-2022 FSC-klagomål.docx
+++ b/klagomål/A 11348-2022 FSC-klagomål.docx
@@ -723,7 +723,7 @@
     <w:r>
       <w:tab/>
       <w:tab/>
-      <w:t>2026-04-06</w:t>
+      <w:t>2026-04-07</w:t>
       <w:br/>
       <w:br/>
     </w:r>

--- a/klagomål/A 11348-2022 FSC-klagomål.docx
+++ b/klagomål/A 11348-2022 FSC-klagomål.docx
@@ -723,7 +723,7 @@
     <w:r>
       <w:tab/>
       <w:tab/>
-      <w:t>2026-04-07</w:t>
+      <w:t>2026-04-08</w:t>
       <w:br/>
       <w:br/>
     </w:r>

--- a/klagomål/A 11348-2022 FSC-klagomål.docx
+++ b/klagomål/A 11348-2022 FSC-klagomål.docx
@@ -723,7 +723,7 @@
     <w:r>
       <w:tab/>
       <w:tab/>
-      <w:t>2026-04-08</w:t>
+      <w:t>2026-04-09</w:t>
       <w:br/>
       <w:br/>
     </w:r>

--- a/klagomål/A 11348-2022 FSC-klagomål.docx
+++ b/klagomål/A 11348-2022 FSC-klagomål.docx
@@ -723,7 +723,7 @@
     <w:r>
       <w:tab/>
       <w:tab/>
-      <w:t>2026-04-09</w:t>
+      <w:t>2026-04-10</w:t>
       <w:br/>
       <w:br/>
     </w:r>

--- a/klagomål/A 11348-2022 FSC-klagomål.docx
+++ b/klagomål/A 11348-2022 FSC-klagomål.docx
@@ -723,7 +723,7 @@
     <w:r>
       <w:tab/>
       <w:tab/>
-      <w:t>2026-04-10</w:t>
+      <w:t>2026-04-11</w:t>
       <w:br/>
       <w:br/>
     </w:r>

--- a/klagomål/A 11348-2022 FSC-klagomål.docx
+++ b/klagomål/A 11348-2022 FSC-klagomål.docx
@@ -723,7 +723,7 @@
     <w:r>
       <w:tab/>
       <w:tab/>
-      <w:t>2026-04-11</w:t>
+      <w:t>2026-04-12</w:t>
       <w:br/>
       <w:br/>
     </w:r>

--- a/klagomål/A 11348-2022 FSC-klagomål.docx
+++ b/klagomål/A 11348-2022 FSC-klagomål.docx
@@ -723,7 +723,7 @@
     <w:r>
       <w:tab/>
       <w:tab/>
-      <w:t>2026-04-14</w:t>
+      <w:t>2026-04-15</w:t>
       <w:br/>
       <w:br/>
     </w:r>

--- a/klagomål/A 11348-2022 FSC-klagomål.docx
+++ b/klagomål/A 11348-2022 FSC-klagomål.docx
@@ -723,7 +723,7 @@
     <w:r>
       <w:tab/>
       <w:tab/>
-      <w:t>2026-04-15</w:t>
+      <w:t>2026-04-16</w:t>
       <w:br/>
       <w:br/>
     </w:r>

--- a/klagomål/A 11348-2022 FSC-klagomål.docx
+++ b/klagomål/A 11348-2022 FSC-klagomål.docx
@@ -723,7 +723,7 @@
     <w:r>
       <w:tab/>
       <w:tab/>
-      <w:t>2026-04-16</w:t>
+      <w:t>2026-04-17</w:t>
       <w:br/>
       <w:br/>
     </w:r>

--- a/klagomål/A 11348-2022 FSC-klagomål.docx
+++ b/klagomål/A 11348-2022 FSC-klagomål.docx
@@ -723,7 +723,7 @@
     <w:r>
       <w:tab/>
       <w:tab/>
-      <w:t>2026-04-17</w:t>
+      <w:t>2026-04-18</w:t>
       <w:br/>
       <w:br/>
     </w:r>

--- a/klagomål/A 11348-2022 FSC-klagomål.docx
+++ b/klagomål/A 11348-2022 FSC-klagomål.docx
@@ -723,7 +723,7 @@
     <w:r>
       <w:tab/>
       <w:tab/>
-      <w:t>2026-04-18</w:t>
+      <w:t>2026-04-19</w:t>
       <w:br/>
       <w:br/>
     </w:r>

--- a/klagomål/A 11348-2022 FSC-klagomål.docx
+++ b/klagomål/A 11348-2022 FSC-klagomål.docx
@@ -723,7 +723,7 @@
     <w:r>
       <w:tab/>
       <w:tab/>
-      <w:t>2026-04-19</w:t>
+      <w:t>2026-04-20</w:t>
       <w:br/>
       <w:br/>
     </w:r>

--- a/klagomål/A 11348-2022 FSC-klagomål.docx
+++ b/klagomål/A 11348-2022 FSC-klagomål.docx
@@ -723,7 +723,7 @@
     <w:r>
       <w:tab/>
       <w:tab/>
-      <w:t>2026-04-20</w:t>
+      <w:t>2026-04-21</w:t>
       <w:br/>
       <w:br/>
     </w:r>

--- a/klagomål/A 11348-2022 FSC-klagomål.docx
+++ b/klagomål/A 11348-2022 FSC-klagomål.docx
@@ -723,7 +723,7 @@
     <w:r>
       <w:tab/>
       <w:tab/>
-      <w:t>2026-04-21</w:t>
+      <w:t>2026-04-22</w:t>
       <w:br/>
       <w:br/>
     </w:r>

--- a/klagomål/A 11348-2022 FSC-klagomål.docx
+++ b/klagomål/A 11348-2022 FSC-klagomål.docx
@@ -723,7 +723,7 @@
     <w:r>
       <w:tab/>
       <w:tab/>
-      <w:t>2026-04-22</w:t>
+      <w:t>2026-04-23</w:t>
       <w:br/>
       <w:br/>
     </w:r>

--- a/klagomål/A 11348-2022 FSC-klagomål.docx
+++ b/klagomål/A 11348-2022 FSC-klagomål.docx
@@ -723,7 +723,7 @@
     <w:r>
       <w:tab/>
       <w:tab/>
-      <w:t>2026-04-23</w:t>
+      <w:t>2026-04-24</w:t>
       <w:br/>
       <w:br/>
     </w:r>

--- a/klagomål/A 11348-2022 FSC-klagomål.docx
+++ b/klagomål/A 11348-2022 FSC-klagomål.docx
@@ -723,7 +723,7 @@
     <w:r>
       <w:tab/>
       <w:tab/>
-      <w:t>2026-04-24</w:t>
+      <w:t>2026-04-25</w:t>
       <w:br/>
       <w:br/>
     </w:r>

--- a/klagomål/A 11348-2022 FSC-klagomål.docx
+++ b/klagomål/A 11348-2022 FSC-klagomål.docx
@@ -723,7 +723,7 @@
     <w:r>
       <w:tab/>
       <w:tab/>
-      <w:t>2026-04-25</w:t>
+      <w:t>2026-04-26</w:t>
       <w:br/>
       <w:br/>
     </w:r>

--- a/klagomål/A 11348-2022 FSC-klagomål.docx
+++ b/klagomål/A 11348-2022 FSC-klagomål.docx
@@ -723,7 +723,7 @@
     <w:r>
       <w:tab/>
       <w:tab/>
-      <w:t>2026-05-16</w:t>
+      <w:t>2026-05-17</w:t>
       <w:br/>
       <w:br/>
     </w:r>

--- a/klagomål/A 11348-2022 FSC-klagomål.docx
+++ b/klagomål/A 11348-2022 FSC-klagomål.docx
@@ -723,7 +723,7 @@
     <w:r>
       <w:tab/>
       <w:tab/>
-      <w:t>2026-05-17</w:t>
+      <w:t>2026-05-18</w:t>
       <w:br/>
       <w:br/>
     </w:r>

--- a/klagomål/A 11348-2022 FSC-klagomål.docx
+++ b/klagomål/A 11348-2022 FSC-klagomål.docx
@@ -723,7 +723,7 @@
     <w:r>
       <w:tab/>
       <w:tab/>
-      <w:t>2026-05-18</w:t>
+      <w:t>2026-05-19</w:t>
       <w:br/>
       <w:br/>
     </w:r>

--- a/klagomål/A 11348-2022 FSC-klagomål.docx
+++ b/klagomål/A 11348-2022 FSC-klagomål.docx
@@ -723,7 +723,7 @@
     <w:r>
       <w:tab/>
       <w:tab/>
-      <w:t>2026-05-19</w:t>
+      <w:t>2026-05-20</w:t>
       <w:br/>
       <w:br/>
     </w:r>

--- a/klagomål/A 11348-2022 FSC-klagomål.docx
+++ b/klagomål/A 11348-2022 FSC-klagomål.docx
@@ -723,7 +723,7 @@
     <w:r>
       <w:tab/>
       <w:tab/>
-      <w:t>2026-05-20</w:t>
+      <w:t>2026-05-21</w:t>
       <w:br/>
       <w:br/>
     </w:r>

--- a/klagomål/A 11348-2022 FSC-klagomål.docx
+++ b/klagomål/A 11348-2022 FSC-klagomål.docx
@@ -723,7 +723,7 @@
     <w:r>
       <w:tab/>
       <w:tab/>
-      <w:t>2026-05-21</w:t>
+      <w:t>2026-05-22</w:t>
       <w:br/>
       <w:br/>
     </w:r>

--- a/klagomål/A 11348-2022 FSC-klagomål.docx
+++ b/klagomål/A 11348-2022 FSC-klagomål.docx
@@ -723,7 +723,7 @@
     <w:r>
       <w:tab/>
       <w:tab/>
-      <w:t>2026-05-22</w:t>
+      <w:t>2026-05-23</w:t>
       <w:br/>
       <w:br/>
     </w:r>

--- a/klagomål/A 11348-2022 FSC-klagomål.docx
+++ b/klagomål/A 11348-2022 FSC-klagomål.docx
@@ -723,7 +723,7 @@
     <w:r>
       <w:tab/>
       <w:tab/>
-      <w:t>2026-05-23</w:t>
+      <w:t>2026-05-24</w:t>
       <w:br/>
       <w:br/>
     </w:r>

--- a/klagomål/A 11348-2022 FSC-klagomål.docx
+++ b/klagomål/A 11348-2022 FSC-klagomål.docx
@@ -723,7 +723,7 @@
     <w:r>
       <w:tab/>
       <w:tab/>
-      <w:t>2026-05-24</w:t>
+      <w:t>2026-05-25</w:t>
       <w:br/>
       <w:br/>
     </w:r>

--- a/klagomål/A 11348-2022 FSC-klagomål.docx
+++ b/klagomål/A 11348-2022 FSC-klagomål.docx
@@ -723,7 +723,7 @@
     <w:r>
       <w:tab/>
       <w:tab/>
-      <w:t>2026-05-25</w:t>
+      <w:t>2026-05-26</w:t>
       <w:br/>
       <w:br/>
     </w:r>

--- a/klagomål/A 11348-2022 FSC-klagomål.docx
+++ b/klagomål/A 11348-2022 FSC-klagomål.docx
@@ -723,7 +723,7 @@
     <w:r>
       <w:tab/>
       <w:tab/>
-      <w:t>2026-05-26</w:t>
+      <w:t>2026-05-27</w:t>
       <w:br/>
       <w:br/>
     </w:r>

--- a/klagomål/A 11348-2022 FSC-klagomål.docx
+++ b/klagomål/A 11348-2022 FSC-klagomål.docx
@@ -723,7 +723,7 @@
     <w:r>
       <w:tab/>
       <w:tab/>
-      <w:t>2026-05-27</w:t>
+      <w:t>2026-05-28</w:t>
       <w:br/>
       <w:br/>
     </w:r>
